--- a/pr-preview/pr-201/chapters/software-text-tracked-changes.docx
+++ b/pr-preview/pr-201/chapters/software-text-tracked-changes.docx
@@ -16,7 +16,7 @@
       </w:pPr>
       <w:del w:id="1" w:author="PR Preview" w:date="2026-01-01T00:00:00Z">
         <w:r>
-          <w:delText xml:space="preserve">Last modified: 2026-10-16 04:14:45 (PDT)</w:delText>
+          <w:delText xml:space="preserve">Last modified: 2026-10-16 04:25:52 (PDT)</w:delText>
         </w:r>
       </w:del>
     </w:p>
@@ -26,7 +26,7 @@
       </w:pPr>
       <w:ins w:id="2" w:author="PR Preview" w:date="2026-01-01T00:00:00Z">
         <w:r>
-          <w:t xml:space="preserve">Last modified: 2026-10-16 04:17:08 (PDT)</w:t>
+          <w:t xml:space="preserve">Last modified: 2026-10-16 04:37:37 (PDT)</w:t>
         </w:r>
       </w:ins>
     </w:p>
@@ -381,13 +381,27 @@
       </w:r>
     </w:p>
     <w:bookmarkEnd w:id="16"/>
-    <w:bookmarkStart w:id="17" w:name="write-release-notes-for-the-user"/>
+    <w:bookmarkStart w:id="19" w:name="check-cran-before-you-name-an-r-package"/>
     <w:p>
       <w:pPr>
         <w:pStyle w:val="Heading2"/>
       </w:pPr>
       <w:r>
-        <w:t xml:space="preserve">4 Write release notes for the user</w:t>
+        <w:t xml:space="preserve">4 Check CRAN before you name an R package</w:t>
+      </w:r>
+    </w:p>
+    <w:p>
+      <w:pPr>
+        <w:pStyle w:val="FirstParagraph"/>
+      </w:pPr>
+      <w:r>
+        <w:t xml:space="preserve">Before you propose a name for an R package, check that nobody already uses it.</w:t>
+      </w:r>
+      <w:r>
+        <w:t xml:space="preserve"> </w:t>
+      </w:r>
+      <w:r>
+        <w:t xml:space="preserve">Search these places, and report the result with the name:</w:t>
       </w:r>
     </w:p>
     <w:p>
@@ -399,6 +413,118 @@
         </w:numPr>
       </w:pPr>
       <w:r>
+        <w:t xml:space="preserve">the package page on</w:t>
+      </w:r>
+      <w:r>
+        <w:t xml:space="preserve"> </w:t>
+      </w:r>
+      <w:hyperlink r:id="rId17">
+        <w:r>
+          <w:rPr>
+            <w:rStyle w:val="Hyperlink"/>
+          </w:rPr>
+          <w:t xml:space="preserve">CRAN</w:t>
+        </w:r>
+      </w:hyperlink>
+      <w:r>
+        <w:t xml:space="preserve">,</w:t>
+      </w:r>
+      <w:r>
+        <w:t xml:space="preserve"> </w:t>
+      </w:r>
+      <w:r>
+        <w:t xml:space="preserve">at</w:t>
+      </w:r>
+      <w:r>
+        <w:t xml:space="preserve"> </w:t>
+      </w:r>
+      <w:r>
+        <w:rPr>
+          <w:rStyle w:val="VerbatimChar"/>
+        </w:rPr>
+        <w:t xml:space="preserve">https://cran.r-project.org/web/packages/&lt;name&gt;/index.html</w:t>
+      </w:r>
+      <w:r>
+        <w:t xml:space="preserve">, which returns 404 when the name is free;</w:t>
+      </w:r>
+    </w:p>
+    <w:p>
+      <w:pPr>
+        <w:pStyle w:val="Compact"/>
+        <w:numPr>
+          <w:ilvl w:val="0"/>
+          <w:numId w:val="1005"/>
+        </w:numPr>
+      </w:pPr>
+      <w:r>
+        <w:t xml:space="preserve">the CRAN archive,</w:t>
+      </w:r>
+      <w:r>
+        <w:t xml:space="preserve"> </w:t>
+      </w:r>
+      <w:r>
+        <w:t xml:space="preserve">at</w:t>
+      </w:r>
+      <w:r>
+        <w:t xml:space="preserve"> </w:t>
+      </w:r>
+      <w:r>
+        <w:rPr>
+          <w:rStyle w:val="VerbatimChar"/>
+        </w:rPr>
+        <w:t xml:space="preserve">https://cran.r-project.org/src/contrib/Archive/&lt;name&gt;/</w:t>
+      </w:r>
+      <w:r>
+        <w:t xml:space="preserve">, because a removed package still holds its name;</w:t>
+      </w:r>
+    </w:p>
+    <w:p>
+      <w:pPr>
+        <w:pStyle w:val="Compact"/>
+        <w:numPr>
+          <w:ilvl w:val="0"/>
+          <w:numId w:val="1005"/>
+        </w:numPr>
+      </w:pPr>
+      <w:hyperlink r:id="rId18">
+        <w:r>
+          <w:rPr>
+            <w:rStyle w:val="Hyperlink"/>
+          </w:rPr>
+          <w:t xml:space="preserve">Bioconductor</w:t>
+        </w:r>
+      </w:hyperlink>
+      <w:r>
+        <w:t xml:space="preserve">.</w:t>
+      </w:r>
+    </w:p>
+    <w:p>
+      <w:pPr>
+        <w:pStyle w:val="FirstParagraph"/>
+      </w:pPr>
+      <w:r>
+        <w:t xml:space="preserve">A name that CRAN has used is usually unavailable for a new package and confuses users, so pick a different name.</w:t>
+      </w:r>
+    </w:p>
+    <w:bookmarkEnd w:id="19"/>
+    <w:bookmarkStart w:id="20" w:name="write-release-notes-for-the-user"/>
+    <w:p>
+      <w:pPr>
+        <w:pStyle w:val="Heading2"/>
+      </w:pPr>
+      <w:r>
+        <w:t xml:space="preserve">5 Write release notes for the user</w:t>
+      </w:r>
+    </w:p>
+    <w:p>
+      <w:pPr>
+        <w:pStyle w:val="Compact"/>
+        <w:numPr>
+          <w:ilvl w:val="0"/>
+          <w:numId w:val="1006"/>
+        </w:numPr>
+      </w:pPr>
+      <w:r>
         <w:t xml:space="preserve">Describe each change by its effect on the user, not by the file that changed.</w:t>
       </w:r>
     </w:p>
@@ -407,14 +533,14 @@
         <w:pStyle w:val="Compact"/>
         <w:numPr>
           <w:ilvl w:val="0"/>
-          <w:numId w:val="1005"/>
+          <w:numId w:val="1006"/>
         </w:numPr>
       </w:pPr>
       <w:r>
         <w:t xml:space="preserve">Put breaking changes first, because the user must act on them.</w:t>
       </w:r>
     </w:p>
-    <w:bookmarkEnd w:id="17"/>
+    <w:bookmarkEnd w:id="20"/>
     <w:sectPr>
       <w:footnotePr>
         <w:numRestart w:val="eachSect"/>
@@ -644,6 +770,9 @@
     <w:abstractNumId w:val="991"/>
   </w:num>
   <w:num w:numId="1005">
+    <w:abstractNumId w:val="991"/>
+  </w:num>
+  <w:num w:numId="1006">
     <w:abstractNumId w:val="991"/>
   </w:num>
 </w:numbering>
